--- a/data/revised_2026-10_full/tracked/v2/Maths/SS4.2_Probability_I/Mathematics_Probability_I_FinalExplanation_TeacherKey_TRACKED.docx
+++ b/data/revised_2026-10_full/tracked/v2/Maths/SS4.2_Probability_I/Mathematics_Probability_I_FinalExplanation_TeacherKey_TRACKED.docx
@@ -329,7 +329,7 @@
               </w:rPr>
               <w:t xml:space="preserve">The KMD forecasts a 70% chance of rain. (a) Does this guarantee rain on that day? Give a claim. (b) Use the Kericho March record (rain on 14 days out of 20) to show how a number like 0.7 can be worked out. (c) In the coin activity, the running relative frequency of heads was 0.6 after 10 tosses, 0.55 after 20, 0.55 after 40 and 0.525 after 80 tosses. Explain what this pattern tells you about trusting estimates from long records.</w:t>
             </w:r>
-            <w:ins w:id="9001" w:author="Claude (AI) - proposed" w:date="2026-10-15T12:58:38Z">
+            <w:ins w:id="9001" w:author="Claude (AI) - proposed" w:date="2026-10-18T00:31:48Z">
               <w:r>
                 <w:rPr>
                   <w:rFonts w:ascii="Arial" w:cs="Arial" w:eastAsia="Arial" w:hAnsi="Arial"/>
@@ -377,7 +377,7 @@
               </w:rPr>
               <w:t xml:space="preserve">(a) Claim: No. A 70% chance of rain does not guarantee rain. It means that in a long run of similar days, about 7 out of every 10 have rain, so a single day can still be dry. (b) Experimental probability (relative frequency) = number of times the event occurred / total number of trials. For Kericho, rain occurred on 14 of 20 days, so 14/20 = 0.7, which is 70%. (c) The relative frequency of heads </w:t>
             </w:r>
-            <w:del w:id="9002" w:author="Claude (AI) - proposed" w:date="2026-10-15T12:58:38Z">
+            <w:del w:id="9002" w:author="Claude (AI) - proposed" w:date="2026-10-18T00:31:48Z">
               <w:r>
                 <w:rPr>
                   <w:rFonts w:ascii="Arial" w:cs="Arial" w:eastAsia="Arial" w:hAnsi="Arial"/>
@@ -392,7 +392,7 @@
                 <w:delText xml:space="preserve">changed from</w:delText>
               </w:r>
             </w:del>
-            <w:ins w:id="9003" w:author="Claude (AI) - proposed" w:date="2026-10-15T12:58:38Z">
+            <w:ins w:id="9003" w:author="Claude (AI) - proposed" w:date="2026-10-18T00:31:48Z">
               <w:r>
                 <w:rPr>
                   <w:rFonts w:ascii="Arial" w:cs="Arial" w:eastAsia="Arial" w:hAnsi="Arial"/>
@@ -420,7 +420,7 @@
               </w:rPr>
               <w:t xml:space="preserve"> 0.6 </w:t>
             </w:r>
-            <w:del w:id="9004" w:author="Claude (AI) - proposed" w:date="2026-10-15T12:58:38Z">
+            <w:del w:id="9004" w:author="Claude (AI) - proposed" w:date="2026-10-18T00:31:48Z">
               <w:r>
                 <w:rPr>
                   <w:rFonts w:ascii="Arial" w:cs="Arial" w:eastAsia="Arial" w:hAnsi="Arial"/>
@@ -435,7 +435,7 @@
                 <w:delText xml:space="preserve">to</w:delText>
               </w:r>
             </w:del>
-            <w:ins w:id="9005" w:author="Claude (AI) - proposed" w:date="2026-10-15T12:58:38Z">
+            <w:ins w:id="9005" w:author="Claude (AI) - proposed" w:date="2026-10-18T00:31:48Z">
               <w:r>
                 <w:rPr>
                   <w:rFonts w:ascii="Arial" w:cs="Arial" w:eastAsia="Arial" w:hAnsi="Arial"/>
@@ -463,7 +463,7 @@
               </w:rPr>
               <w:t xml:space="preserve"> 0.55, 0.55 and 0.525 </w:t>
             </w:r>
-            <w:del w:id="9006" w:author="Claude (AI) - proposed" w:date="2026-10-15T12:58:38Z">
+            <w:del w:id="9006" w:author="Claude (AI) - proposed" w:date="2026-10-18T00:31:48Z">
               <w:r>
                 <w:rPr>
                   <w:rFonts w:ascii="Arial" w:cs="Arial" w:eastAsia="Arial" w:hAnsi="Arial"/>
@@ -478,7 +478,7 @@
                 <w:delText xml:space="preserve">as the number of tosses grew from 10 to 80, and the changes became smaller</w:delText>
               </w:r>
             </w:del>
-            <w:ins w:id="9007" w:author="Claude (AI) - proposed" w:date="2026-10-15T12:58:38Z">
+            <w:ins w:id="9007" w:author="Claude (AI) - proposed" w:date="2026-10-18T00:31:48Z">
               <w:r>
                 <w:rPr>
                   <w:rFonts w:ascii="Arial" w:cs="Arial" w:eastAsia="Arial" w:hAnsi="Arial"/>
@@ -506,7 +506,7 @@
               </w:rPr>
               <w:t xml:space="preserve">, so the </w:t>
             </w:r>
-            <w:del w:id="9008" w:author="Claude (AI) - proposed" w:date="2026-10-15T12:58:38Z">
+            <w:del w:id="9008" w:author="Claude (AI) - proposed" w:date="2026-10-18T00:31:48Z">
               <w:r>
                 <w:rPr>
                   <w:rFonts w:ascii="Arial" w:cs="Arial" w:eastAsia="Arial" w:hAnsi="Arial"/>
@@ -521,7 +521,7 @@
                 <w:delText xml:space="preserve">value became steadier and closer to the fair-coin value of 0.5</w:delText>
               </w:r>
             </w:del>
-            <w:ins w:id="9009" w:author="Claude (AI) - proposed" w:date="2026-10-15T12:58:38Z">
+            <w:ins w:id="9009" w:author="Claude (AI) - proposed" w:date="2026-10-18T00:31:48Z">
               <w:r>
                 <w:rPr>
                   <w:rFonts w:ascii="Arial" w:cs="Arial" w:eastAsia="Arial" w:hAnsi="Arial"/>
@@ -549,7 +549,7 @@
               </w:rPr>
               <w:t xml:space="preserve">. More trials give a more stable, more trustworthy estimate. So a forecast based on a long record, like Kericho's, can be trusted as a long-run likelihood even though one day may surprise us.</w:t>
             </w:r>
-            <w:ins w:id="9010" w:author="Claude (AI) - proposed" w:date="2026-10-15T12:58:38Z">
+            <w:ins w:id="9010" w:author="Claude (AI) - proposed" w:date="2026-10-18T00:31:48Z">
               <w:r>
                 <w:rPr>
                   <w:rFonts w:ascii="Arial" w:cs="Arial" w:eastAsia="Arial" w:hAnsi="Arial"/>
@@ -694,7 +694,7 @@
               </w:rPr>
               <w:t xml:space="preserve">(a) S = {rain, storm, dry}</w:t>
             </w:r>
-            <w:ins w:id="9011" w:author="Claude (AI) - proposed" w:date="2026-10-15T12:58:38Z">
+            <w:ins w:id="9011" w:author="Claude (AI) - proposed" w:date="2026-10-18T00:31:48Z">
               <w:r>
                 <w:rPr>
                   <w:rFonts w:ascii="Arial" w:cs="Arial" w:eastAsia="Arial" w:hAnsi="Arial"/>
@@ -949,7 +949,7 @@
               </w:rPr>
               <w:t xml:space="preserve">Wanjiru wants to know about the next two days. Assume the days are independent, with P(R) = 0.7 and P(N) = 0.3 on each day. (a) Why is the multiplication law suitable here</w:t>
             </w:r>
-            <w:ins w:id="9012" w:author="Claude (AI) - proposed" w:date="2026-10-15T12:58:38Z">
+            <w:ins w:id="9012" w:author="Claude (AI) - proposed" w:date="2026-10-18T00:31:48Z">
               <w:r>
                 <w:rPr>
                   <w:rFonts w:ascii="Arial" w:cs="Arial" w:eastAsia="Arial" w:hAnsi="Arial"/>
@@ -1010,7 +1010,7 @@
               </w:rPr>
               <w:t xml:space="preserve">(a) Rain on one day does not change the chance of rain on the next day, so the days are independent and P(A and B) = P(A) x P(B) can be used</w:t>
             </w:r>
-            <w:ins w:id="9013" w:author="Claude (AI) - proposed" w:date="2026-10-15T12:58:38Z">
+            <w:ins w:id="9013" w:author="Claude (AI) - proposed" w:date="2026-10-18T00:31:48Z">
               <w:r>
                 <w:rPr>
                   <w:rFonts w:ascii="Arial" w:cs="Arial" w:eastAsia="Arial" w:hAnsi="Arial"/>
@@ -1135,7 +1135,7 @@
               </w:rPr>
               <w:t xml:space="preserve">Using the class decision rules, advise each person. Farmer Wanjiru </w:t>
             </w:r>
-            <w:del w:id="9014" w:author="Claude (AI) - proposed" w:date="2026-10-15T12:58:38Z">
+            <w:del w:id="9014" w:author="Claude (AI) - proposed" w:date="2026-10-18T00:31:48Z">
               <w:r>
                 <w:rPr>
                   <w:rFonts w:ascii="Arial" w:cs="Arial" w:eastAsia="Arial" w:hAnsi="Arial"/>
@@ -1150,7 +1150,7 @@
                 <w:delText xml:space="preserve">plants</w:delText>
               </w:r>
             </w:del>
-            <w:ins w:id="9015" w:author="Claude (AI) - proposed" w:date="2026-10-15T12:58:38Z">
+            <w:ins w:id="9015" w:author="Claude (AI) - proposed" w:date="2026-10-18T00:31:48Z">
               <w:r>
                 <w:rPr>
                   <w:rFonts w:ascii="Arial" w:cs="Arial" w:eastAsia="Arial" w:hAnsi="Arial"/>
@@ -1178,7 +1178,7 @@
               </w:rPr>
               <w:t xml:space="preserve"> if P(rain on </w:t>
             </w:r>
-            <w:del w:id="9016" w:author="Claude (AI) - proposed" w:date="2026-10-15T12:58:38Z">
+            <w:del w:id="9016" w:author="Claude (AI) - proposed" w:date="2026-10-18T00:31:48Z">
               <w:r>
                 <w:rPr>
                   <w:rFonts w:ascii="Arial" w:cs="Arial" w:eastAsia="Arial" w:hAnsi="Arial"/>
@@ -1193,7 +1193,7 @@
                 <w:delText xml:space="preserve">each</w:delText>
               </w:r>
             </w:del>
-            <w:ins w:id="9017" w:author="Claude (AI) - proposed" w:date="2026-10-15T12:58:38Z">
+            <w:ins w:id="9017" w:author="Claude (AI) - proposed" w:date="2026-10-18T00:31:48Z">
               <w:r>
                 <w:rPr>
                   <w:rFonts w:ascii="Arial" w:cs="Arial" w:eastAsia="Arial" w:hAnsi="Arial"/>
@@ -1221,7 +1221,7 @@
               </w:rPr>
               <w:t xml:space="preserve"> of the next two days) &gt;= 0.49</w:t>
             </w:r>
-            <w:del w:id="9018" w:author="Claude (AI) - proposed" w:date="2026-10-15T12:58:38Z">
+            <w:del w:id="9018" w:author="Claude (AI) - proposed" w:date="2026-10-18T00:31:48Z">
               <w:r>
                 <w:rPr>
                   <w:rFonts w:ascii="Arial" w:cs="Arial" w:eastAsia="Arial" w:hAnsi="Arial"/>
@@ -1282,7 +1282,7 @@
               </w:rPr>
               <w:t xml:space="preserve">(a) Wanjiru: P(RR) = 0.49 meets the 0.49 rule and P(at least one rainy day) = 0.91 is above 0.9, so she should prepare to plant and keep irrigation as a backup. Captain Otieno: P(storm) = 0.1 meets the threshold of 0.1, so </w:t>
             </w:r>
-            <w:del w:id="9019" w:author="Claude (AI) - proposed" w:date="2026-10-15T12:58:38Z">
+            <w:del w:id="9019" w:author="Claude (AI) - proposed" w:date="2026-10-18T00:31:48Z">
               <w:r>
                 <w:rPr>
                   <w:rFonts w:ascii="Arial" w:cs="Arial" w:eastAsia="Arial" w:hAnsi="Arial"/>
@@ -1297,7 +1297,7 @@
                 <w:delText xml:space="preserve">he should plan for a possible storm, and check again before take-off, delaying or rerouting if needed</w:delText>
               </w:r>
             </w:del>
-            <w:ins w:id="9020" w:author="Claude (AI) - proposed" w:date="2026-10-15T12:58:38Z">
+            <w:ins w:id="9020" w:author="Claude (AI) - proposed" w:date="2026-10-18T00:31:48Z">
               <w:r>
                 <w:rPr>
                   <w:rFonts w:ascii="Arial" w:cs="Arial" w:eastAsia="Arial" w:hAnsi="Arial"/>
@@ -1578,7 +1578,7 @@
               <w:spacing w:after="40" w:before="0"/>
               <w:jc w:val="left"/>
             </w:pPr>
-            <w:ins w:id="9021" w:author="Claude (AI) - proposed" w:date="2026-10-15T12:58:38Z">
+            <w:ins w:id="9021" w:author="Claude (AI) - proposed" w:date="2026-10-18T00:31:48Z">
               <w:r>
                 <w:rPr>
                   <w:rFonts w:ascii="Arial" w:cs="Arial" w:eastAsia="Arial" w:hAnsi="Arial"/>
@@ -1626,7 +1626,7 @@
               <w:spacing w:after="40" w:before="0"/>
               <w:jc w:val="left"/>
             </w:pPr>
-            <w:ins w:id="9022" w:author="Claude (AI) - proposed" w:date="2026-10-15T12:58:38Z">
+            <w:ins w:id="9022" w:author="Claude (AI) - proposed" w:date="2026-10-18T00:31:48Z">
               <w:r>
                 <w:rPr>
                   <w:rFonts w:ascii="Arial" w:cs="Arial" w:eastAsia="Arial" w:hAnsi="Arial"/>
@@ -1674,7 +1674,7 @@
               <w:spacing w:after="40" w:before="0"/>
               <w:jc w:val="left"/>
             </w:pPr>
-            <w:ins w:id="9023" w:author="Claude (AI) - proposed" w:date="2026-10-15T12:58:38Z">
+            <w:ins w:id="9023" w:author="Claude (AI) - proposed" w:date="2026-10-18T00:31:48Z">
               <w:r>
                 <w:rPr>
                   <w:rFonts w:ascii="Arial" w:cs="Arial" w:eastAsia="Arial" w:hAnsi="Arial"/>
@@ -1757,7 +1757,7 @@
               <w:spacing w:after="40" w:before="0"/>
               <w:jc w:val="left"/>
             </w:pPr>
-            <w:ins w:id="9024" w:author="Claude (AI) - proposed" w:date="2026-10-15T12:58:38Z">
+            <w:ins w:id="9024" w:author="Claude (AI) - proposed" w:date="2026-10-18T00:31:48Z">
               <w:r>
                 <w:rPr>
                   <w:rFonts w:ascii="Arial" w:cs="Arial" w:eastAsia="Arial" w:hAnsi="Arial"/>
@@ -1805,7 +1805,7 @@
               <w:spacing w:after="40" w:before="0"/>
               <w:jc w:val="left"/>
             </w:pPr>
-            <w:ins w:id="9025" w:author="Claude (AI) - proposed" w:date="2026-10-15T12:58:38Z">
+            <w:ins w:id="9025" w:author="Claude (AI) - proposed" w:date="2026-10-18T00:31:48Z">
               <w:r>
                 <w:rPr>
                   <w:rFonts w:ascii="Arial" w:cs="Arial" w:eastAsia="Arial" w:hAnsi="Arial"/>
@@ -1853,7 +1853,7 @@
               <w:spacing w:after="40" w:before="0"/>
               <w:jc w:val="left"/>
             </w:pPr>
-            <w:ins w:id="9026" w:author="Claude (AI) - proposed" w:date="2026-10-15T12:58:38Z">
+            <w:ins w:id="9026" w:author="Claude (AI) - proposed" w:date="2026-10-18T00:31:48Z">
               <w:r>
                 <w:rPr>
                   <w:rFonts w:ascii="Arial" w:cs="Arial" w:eastAsia="Arial" w:hAnsi="Arial"/>
@@ -1936,7 +1936,7 @@
               <w:spacing w:after="40" w:before="0"/>
               <w:jc w:val="left"/>
             </w:pPr>
-            <w:ins w:id="9027" w:author="Claude (AI) - proposed" w:date="2026-10-15T12:58:38Z">
+            <w:ins w:id="9027" w:author="Claude (AI) - proposed" w:date="2026-10-18T00:31:48Z">
               <w:r>
                 <w:rPr>
                   <w:rFonts w:ascii="Arial" w:cs="Arial" w:eastAsia="Arial" w:hAnsi="Arial"/>
@@ -1984,7 +1984,7 @@
               <w:spacing w:after="40" w:before="0"/>
               <w:jc w:val="left"/>
             </w:pPr>
-            <w:ins w:id="9028" w:author="Claude (AI) - proposed" w:date="2026-10-15T12:58:38Z">
+            <w:ins w:id="9028" w:author="Claude (AI) - proposed" w:date="2026-10-18T00:31:48Z">
               <w:r>
                 <w:rPr>
                   <w:rFonts w:ascii="Arial" w:cs="Arial" w:eastAsia="Arial" w:hAnsi="Arial"/>
@@ -2032,7 +2032,7 @@
               <w:spacing w:after="40" w:before="0"/>
               <w:jc w:val="left"/>
             </w:pPr>
-            <w:ins w:id="9029" w:author="Claude (AI) - proposed" w:date="2026-10-15T12:58:38Z">
+            <w:ins w:id="9029" w:author="Claude (AI) - proposed" w:date="2026-10-18T00:31:48Z">
               <w:r>
                 <w:rPr>
                   <w:rFonts w:ascii="Arial" w:cs="Arial" w:eastAsia="Arial" w:hAnsi="Arial"/>
@@ -2115,7 +2115,7 @@
               <w:spacing w:after="40" w:before="0"/>
               <w:jc w:val="left"/>
             </w:pPr>
-            <w:ins w:id="9030" w:author="Claude (AI) - proposed" w:date="2026-10-15T12:58:38Z">
+            <w:ins w:id="9030" w:author="Claude (AI) - proposed" w:date="2026-10-18T00:31:48Z">
               <w:r>
                 <w:rPr>
                   <w:rFonts w:ascii="Arial" w:cs="Arial" w:eastAsia="Arial" w:hAnsi="Arial"/>
@@ -2163,7 +2163,7 @@
               <w:spacing w:after="40" w:before="0"/>
               <w:jc w:val="left"/>
             </w:pPr>
-            <w:ins w:id="9031" w:author="Claude (AI) - proposed" w:date="2026-10-15T12:58:38Z">
+            <w:ins w:id="9031" w:author="Claude (AI) - proposed" w:date="2026-10-18T00:31:48Z">
               <w:r>
                 <w:rPr>
                   <w:rFonts w:ascii="Arial" w:cs="Arial" w:eastAsia="Arial" w:hAnsi="Arial"/>
@@ -2211,7 +2211,7 @@
               <w:spacing w:after="40" w:before="0"/>
               <w:jc w:val="left"/>
             </w:pPr>
-            <w:ins w:id="9032" w:author="Claude (AI) - proposed" w:date="2026-10-15T12:58:38Z">
+            <w:ins w:id="9032" w:author="Claude (AI) - proposed" w:date="2026-10-18T00:31:48Z">
               <w:r>
                 <w:rPr>
                   <w:rFonts w:ascii="Arial" w:cs="Arial" w:eastAsia="Arial" w:hAnsi="Arial"/>
@@ -2294,7 +2294,7 @@
               <w:spacing w:after="40" w:before="0"/>
               <w:jc w:val="left"/>
             </w:pPr>
-            <w:ins w:id="9033" w:author="Claude (AI) - proposed" w:date="2026-10-15T12:58:38Z">
+            <w:ins w:id="9033" w:author="Claude (AI) - proposed" w:date="2026-10-18T00:31:48Z">
               <w:r>
                 <w:rPr>
                   <w:rFonts w:ascii="Arial" w:cs="Arial" w:eastAsia="Arial" w:hAnsi="Arial"/>
@@ -2322,7 +2322,7 @@
               </w:rPr>
               <w:t xml:space="preserve">Gives a clear claim, uses specific evidence from the lessons, applies </w:t>
             </w:r>
-            <w:del w:id="9034" w:author="Claude (AI) - proposed" w:date="2026-10-15T12:58:38Z">
+            <w:del w:id="9034" w:author="Claude (AI) - proposed" w:date="2026-10-18T00:31:48Z">
               <w:r>
                 <w:rPr>
                   <w:rFonts w:ascii="Arial" w:cs="Arial" w:eastAsia="Arial" w:hAnsi="Arial"/>
@@ -2337,7 +2337,7 @@
                 <w:delText xml:space="preserve">thresholds</w:delText>
               </w:r>
             </w:del>
-            <w:ins w:id="9035" w:author="Claude (AI) - proposed" w:date="2026-10-15T12:58:38Z">
+            <w:ins w:id="9035" w:author="Claude (AI) - proposed" w:date="2026-10-18T00:31:48Z">
               <w:r>
                 <w:rPr>
                   <w:rFonts w:ascii="Arial" w:cs="Arial" w:eastAsia="Arial" w:hAnsi="Arial"/>
@@ -2385,7 +2385,7 @@
               <w:spacing w:after="40" w:before="0"/>
               <w:jc w:val="left"/>
             </w:pPr>
-            <w:ins w:id="9036" w:author="Claude (AI) - proposed" w:date="2026-10-15T12:58:38Z">
+            <w:ins w:id="9036" w:author="Claude (AI) - proposed" w:date="2026-10-18T00:31:48Z">
               <w:r>
                 <w:rPr>
                   <w:rFonts w:ascii="Arial" w:cs="Arial" w:eastAsia="Arial" w:hAnsi="Arial"/>
@@ -2433,7 +2433,7 @@
               <w:spacing w:after="40" w:before="0"/>
               <w:jc w:val="left"/>
             </w:pPr>
-            <w:ins w:id="9037" w:author="Claude (AI) - proposed" w:date="2026-10-15T12:58:38Z">
+            <w:ins w:id="9037" w:author="Claude (AI) - proposed" w:date="2026-10-18T00:31:48Z">
               <w:r>
                 <w:rPr>
                   <w:rFonts w:ascii="Arial" w:cs="Arial" w:eastAsia="Arial" w:hAnsi="Arial"/>
@@ -2583,7 +2583,7 @@
         </w:rPr>
         <w:t xml:space="preserve">© 2026 SeaVuria and ARES. This work is licensed under a </w:t>
       </w:r>
-      <w:hyperlink w:history="1" r:id="rIdoixeeyklxnjppw5pebmqp">
+      <w:hyperlink w:history="1" r:id="rIdrkcuv4whexd9gcusgagez">
         <w:r>
           <w:rPr>
             <w:rFonts w:ascii="Arial" w:cs="Arial" w:eastAsia="Arial" w:hAnsi="Arial"/>
@@ -2603,7 +2603,7 @@
         </w:rPr>
         <w:t xml:space="preserve"> (</w:t>
       </w:r>
-      <w:hyperlink w:history="1" r:id="rIdfyveo6jcusz6mdfri2_rk">
+      <w:hyperlink w:history="1" r:id="rIdwxyuigw3ojk8opdvxu9xf">
         <w:r>
           <w:rPr>
             <w:rFonts w:ascii="Arial" w:cs="Arial" w:eastAsia="Arial" w:hAnsi="Arial"/>
@@ -2623,7 +2623,7 @@
         </w:rPr>
         <w:t xml:space="preserve">). To view a copy of this license, visit </w:t>
       </w:r>
-      <w:hyperlink w:history="1" r:id="rIdhhbfhehocri64kyjmpax3">
+      <w:hyperlink w:history="1" r:id="rId9ayy38nqxmxm7zez-hljc">
         <w:r>
           <w:rPr>
             <w:rFonts w:ascii="Arial" w:cs="Arial" w:eastAsia="Arial" w:hAnsi="Arial"/>
